--- a/web/downloads/Qalam-project-package/08-Qalam-author-contribution.docx
+++ b/web/downloads/Qalam-project-package/08-Qalam-author-contribution.docx
@@ -4,28 +4,50 @@
   <w:body>
     <w:p>
       <w:pPr>
-        <w:pStyle w:val="Title"/>
+        <w:jc w:val="right"/>
       </w:pPr>
       <w:r>
-        <w:t>КОМАНДАЛЫҚ ЖОБАДАҒЫ АВТОРЛЫҚ ҮЛЕС ПАРАҒЫ</w:t>
+        <w:t>7-қосымша</w:t>
+      </w:r>
+    </w:p>
+    <w:p>
+      <w:pPr>
+        <w:jc w:val="center"/>
+      </w:pPr>
+      <w:r>
+        <w:rPr>
+          <w:b/>
+        </w:rPr>
+        <w:t>КОМАНДАЛЫҚ ЖОБАҒА АВТОРЛЫҚ ҮЛЕС ПАРАҒЫ</w:t>
       </w:r>
     </w:p>
     <w:p>
       <w:r>
-        <w:t>Жоба: «Онлайн кітапхана: кітапхана жұмысын цифрландыру»</w:t>
-        <w:br/>
-        <w:t>1-автор: Мұхаметкәрім Айбын Таңатұлы</w:t>
-        <w:br/>
-        <w:t>2-автор: Амантай Елжан Ерланұлы</w:t>
-        <w:br/>
-        <w:t>Сынып: 7</w:t>
-        <w:br/>
-        <w:t>Ғылыми жетекші: Мұхаметкәрім Қаныш Саятұлы</w:t>
+        <w:t>Тіркеу коды (шифры): ____________________</w:t>
       </w:r>
     </w:p>
     <w:p>
       <w:r>
-        <w:t>Төмендегі кесте — ұсынылатын жұмыс бөлінісі. Ол оқушылар осы жұмысты орындап болды деген мәлімдеме емес. Авторлар өздері нақты жасаған әрекетпен түзетіп, дәлелін қосып, содан кейін растайды.</w:t>
+        <w:t>Бағыты: жаратылыстану-математикалық</w:t>
+      </w:r>
+    </w:p>
+    <w:p>
+      <w:r>
+        <w:t>Секция атауы: Информатика, жасанды интеллект, робототехника және STEM-инженерия</w:t>
+      </w:r>
+    </w:p>
+    <w:p>
+      <w:r>
+        <w:t>Жоба тақырыбы: «Онлайн кітапхана: кітапхана жұмысын цифрландыру»</w:t>
+      </w:r>
+    </w:p>
+    <w:p>
+      <w:r>
+        <w:t>Қатысушылар санаты: ☑ Орта буын (5–8 сыныптар)</w:t>
+        <w:br/>
+        <w:t>1-автор: ____________________  Сынып: 7</w:t>
+        <w:br/>
+        <w:t>2-автор: ____________________  Сынып: 7</w:t>
       </w:r>
     </w:p>
     <w:tbl>
@@ -35,85 +57,103 @@
         <w:tblLook w:firstColumn="1" w:firstRow="1" w:lastColumn="0" w:lastRow="0" w:noHBand="0" w:noVBand="1" w:val="04A0"/>
       </w:tblPr>
       <w:tblGrid>
-        <w:gridCol w:w="3756"/>
-        <w:gridCol w:w="3756"/>
-        <w:gridCol w:w="3756"/>
-        <w:gridCol w:w="3756"/>
+        <w:gridCol w:w="1814"/>
+        <w:gridCol w:w="1814"/>
+        <w:gridCol w:w="1814"/>
+        <w:gridCol w:w="1814"/>
+        <w:gridCol w:w="1814"/>
       </w:tblGrid>
       <w:tr>
         <w:trPr>
-          <w:tblHeader/>
           <w:cantSplit/>
         </w:trPr>
         <w:tc>
           <w:tcPr>
-            <w:tcW w:type="dxa" w:w="3756"/>
-            <w:shd w:fill="E8EEDF"/>
+            <w:tcW w:type="dxa" w:w="1814"/>
           </w:tcPr>
           <w:p>
             <w:pPr>
-              <w:spacing w:after="60" w:before="60" w:line="252" w:lineRule="auto"/>
+              <w:spacing w:line="240" w:lineRule="auto" w:after="60"/>
             </w:pPr>
             <w:r>
               <w:rPr>
+                <w:rFonts w:ascii="Times New Roman" w:hAnsi="Times New Roman"/>
                 <w:b/>
                 <w:sz w:val="20"/>
               </w:rPr>
-              <w:t>Кезең</w:t>
+              <w:t>№</w:t>
             </w:r>
           </w:p>
         </w:tc>
         <w:tc>
           <w:tcPr>
-            <w:tcW w:type="dxa" w:w="3756"/>
-            <w:shd w:fill="E8EEDF"/>
+            <w:tcW w:type="dxa" w:w="1814"/>
           </w:tcPr>
           <w:p>
             <w:pPr>
-              <w:spacing w:after="60" w:before="60" w:line="252" w:lineRule="auto"/>
+              <w:spacing w:line="240" w:lineRule="auto" w:after="60"/>
             </w:pPr>
             <w:r>
               <w:rPr>
+                <w:rFonts w:ascii="Times New Roman" w:hAnsi="Times New Roman"/>
                 <w:b/>
                 <w:sz w:val="20"/>
               </w:rPr>
-              <w:t>Айбынға ұсынылатын жұмыс</w:t>
+              <w:t>Жұмыс кезеңі</w:t>
             </w:r>
           </w:p>
         </w:tc>
         <w:tc>
           <w:tcPr>
-            <w:tcW w:type="dxa" w:w="3756"/>
-            <w:shd w:fill="E8EEDF"/>
+            <w:tcW w:type="dxa" w:w="1814"/>
           </w:tcPr>
           <w:p>
             <w:pPr>
-              <w:spacing w:after="60" w:before="60" w:line="252" w:lineRule="auto"/>
+              <w:spacing w:line="240" w:lineRule="auto" w:after="60"/>
             </w:pPr>
             <w:r>
               <w:rPr>
+                <w:rFonts w:ascii="Times New Roman" w:hAnsi="Times New Roman"/>
                 <w:b/>
                 <w:sz w:val="20"/>
               </w:rPr>
-              <w:t>Елжанға ұсынылатын жұмыс</w:t>
+              <w:t>1-автордың үлесі</w:t>
             </w:r>
           </w:p>
         </w:tc>
         <w:tc>
           <w:tcPr>
-            <w:tcW w:type="dxa" w:w="3756"/>
-            <w:shd w:fill="E8EEDF"/>
+            <w:tcW w:type="dxa" w:w="1814"/>
           </w:tcPr>
           <w:p>
             <w:pPr>
-              <w:spacing w:after="60" w:before="60" w:line="252" w:lineRule="auto"/>
+              <w:spacing w:line="240" w:lineRule="auto" w:after="60"/>
             </w:pPr>
             <w:r>
               <w:rPr>
+                <w:rFonts w:ascii="Times New Roman" w:hAnsi="Times New Roman"/>
                 <w:b/>
                 <w:sz w:val="20"/>
               </w:rPr>
-              <w:t>Дәлел/орындалуы</w:t>
+              <w:t>2-автордың үлесі</w:t>
+            </w:r>
+          </w:p>
+        </w:tc>
+        <w:tc>
+          <w:tcPr>
+            <w:tcW w:type="dxa" w:w="1814"/>
+          </w:tcPr>
+          <w:p>
+            <w:pPr>
+              <w:spacing w:line="240" w:lineRule="auto" w:after="60"/>
+            </w:pPr>
+            <w:r>
+              <w:rPr>
+                <w:rFonts w:ascii="Times New Roman" w:hAnsi="Times New Roman"/>
+                <w:b/>
+                <w:sz w:val="20"/>
+              </w:rPr>
+              <w:t>Растайтын материалдар</w:t>
             </w:r>
           </w:p>
         </w:tc>
@@ -124,69 +164,91 @@
         </w:trPr>
         <w:tc>
           <w:tcPr>
-            <w:tcW w:type="dxa" w:w="3756"/>
+            <w:tcW w:type="dxa" w:w="1814"/>
           </w:tcPr>
           <w:p>
             <w:pPr>
-              <w:spacing w:after="60" w:before="60" w:line="252" w:lineRule="auto"/>
+              <w:spacing w:line="240" w:lineRule="auto" w:after="60"/>
             </w:pPr>
             <w:r>
               <w:rPr>
+                <w:rFonts w:ascii="Times New Roman" w:hAnsi="Times New Roman"/>
                 <w:b w:val="0"/>
                 <w:sz w:val="20"/>
               </w:rPr>
-              <w:t>Тақырып</w:t>
+              <w:t>1</w:t>
             </w:r>
           </w:p>
         </w:tc>
         <w:tc>
           <w:tcPr>
-            <w:tcW w:type="dxa" w:w="3756"/>
+            <w:tcW w:type="dxa" w:w="1814"/>
           </w:tcPr>
           <w:p>
             <w:pPr>
-              <w:spacing w:after="60" w:before="60" w:line="252" w:lineRule="auto"/>
+              <w:spacing w:line="240" w:lineRule="auto" w:after="60"/>
             </w:pPr>
             <w:r>
               <w:rPr>
+                <w:rFonts w:ascii="Times New Roman" w:hAnsi="Times New Roman"/>
                 <w:b w:val="0"/>
                 <w:sz w:val="20"/>
               </w:rPr>
-              <w:t>Мәселе мен зерттеу сұрағын түсіндіру.</w:t>
+              <w:t>Тақырыпты таңдау және зерттеу сұрағын тұжырымдау</w:t>
             </w:r>
           </w:p>
         </w:tc>
         <w:tc>
           <w:tcPr>
-            <w:tcW w:type="dxa" w:w="3756"/>
+            <w:tcW w:type="dxa" w:w="1814"/>
           </w:tcPr>
           <w:p>
             <w:pPr>
-              <w:spacing w:after="60" w:before="60" w:line="252" w:lineRule="auto"/>
+              <w:spacing w:line="240" w:lineRule="auto" w:after="60"/>
             </w:pPr>
             <w:r>
               <w:rPr>
+                <w:rFonts w:ascii="Times New Roman" w:hAnsi="Times New Roman"/>
                 <w:b w:val="0"/>
                 <w:sz w:val="20"/>
               </w:rPr>
-              <w:t>Кітапханашы міндетін нақтылау.</w:t>
+              <w:t>________</w:t>
             </w:r>
           </w:p>
         </w:tc>
         <w:tc>
           <w:tcPr>
-            <w:tcW w:type="dxa" w:w="3756"/>
+            <w:tcW w:type="dxa" w:w="1814"/>
           </w:tcPr>
           <w:p>
             <w:pPr>
-              <w:spacing w:after="60" w:before="60" w:line="252" w:lineRule="auto"/>
+              <w:spacing w:line="240" w:lineRule="auto" w:after="60"/>
             </w:pPr>
             <w:r>
               <w:rPr>
+                <w:rFonts w:ascii="Times New Roman" w:hAnsi="Times New Roman"/>
                 <w:b w:val="0"/>
                 <w:sz w:val="20"/>
               </w:rPr>
-              <w:t>Нақты жазба: ______</w:t>
+              <w:t>________</w:t>
+            </w:r>
+          </w:p>
+        </w:tc>
+        <w:tc>
+          <w:tcPr>
+            <w:tcW w:type="dxa" w:w="1814"/>
+          </w:tcPr>
+          <w:p>
+            <w:pPr>
+              <w:spacing w:line="240" w:lineRule="auto" w:after="60"/>
+            </w:pPr>
+            <w:r>
+              <w:rPr>
+                <w:rFonts w:ascii="Times New Roman" w:hAnsi="Times New Roman"/>
+                <w:b w:val="0"/>
+                <w:sz w:val="20"/>
+              </w:rPr>
+              <w:t>________</w:t>
             </w:r>
           </w:p>
         </w:tc>
@@ -197,69 +259,91 @@
         </w:trPr>
         <w:tc>
           <w:tcPr>
-            <w:tcW w:type="dxa" w:w="3756"/>
+            <w:tcW w:type="dxa" w:w="1814"/>
           </w:tcPr>
           <w:p>
             <w:pPr>
-              <w:spacing w:after="60" w:before="60" w:line="252" w:lineRule="auto"/>
+              <w:spacing w:line="240" w:lineRule="auto" w:after="60"/>
             </w:pPr>
             <w:r>
               <w:rPr>
+                <w:rFonts w:ascii="Times New Roman" w:hAnsi="Times New Roman"/>
                 <w:b w:val="0"/>
                 <w:sz w:val="20"/>
               </w:rPr>
-              <w:t>Дереккөз</w:t>
+              <w:t>2</w:t>
             </w:r>
           </w:p>
         </w:tc>
         <w:tc>
           <w:tcPr>
-            <w:tcW w:type="dxa" w:w="3756"/>
+            <w:tcW w:type="dxa" w:w="1814"/>
           </w:tcPr>
           <w:p>
             <w:pPr>
-              <w:spacing w:after="60" w:before="60" w:line="252" w:lineRule="auto"/>
+              <w:spacing w:line="240" w:lineRule="auto" w:after="60"/>
             </w:pPr>
             <w:r>
               <w:rPr>
+                <w:rFonts w:ascii="Times New Roman" w:hAnsi="Times New Roman"/>
                 <w:b w:val="0"/>
                 <w:sz w:val="20"/>
               </w:rPr>
-              <w:t>Каталог және іздеу түсініктерін қарау.</w:t>
+              <w:t>Дереккөздерді зерделеу</w:t>
             </w:r>
           </w:p>
         </w:tc>
         <w:tc>
           <w:tcPr>
-            <w:tcW w:type="dxa" w:w="3756"/>
+            <w:tcW w:type="dxa" w:w="1814"/>
           </w:tcPr>
           <w:p>
             <w:pPr>
-              <w:spacing w:after="60" w:before="60" w:line="252" w:lineRule="auto"/>
+              <w:spacing w:line="240" w:lineRule="auto" w:after="60"/>
             </w:pPr>
             <w:r>
               <w:rPr>
+                <w:rFonts w:ascii="Times New Roman" w:hAnsi="Times New Roman"/>
                 <w:b w:val="0"/>
                 <w:sz w:val="20"/>
               </w:rPr>
-              <w:t>Брондау мен беру есебін қарау.</w:t>
+              <w:t>________</w:t>
             </w:r>
           </w:p>
         </w:tc>
         <w:tc>
           <w:tcPr>
-            <w:tcW w:type="dxa" w:w="3756"/>
+            <w:tcW w:type="dxa" w:w="1814"/>
           </w:tcPr>
           <w:p>
             <w:pPr>
-              <w:spacing w:after="60" w:before="60" w:line="252" w:lineRule="auto"/>
+              <w:spacing w:line="240" w:lineRule="auto" w:after="60"/>
             </w:pPr>
             <w:r>
               <w:rPr>
+                <w:rFonts w:ascii="Times New Roman" w:hAnsi="Times New Roman"/>
                 <w:b w:val="0"/>
                 <w:sz w:val="20"/>
               </w:rPr>
-              <w:t>Дереккөз/жазба: ______</w:t>
+              <w:t>________</w:t>
+            </w:r>
+          </w:p>
+        </w:tc>
+        <w:tc>
+          <w:tcPr>
+            <w:tcW w:type="dxa" w:w="1814"/>
+          </w:tcPr>
+          <w:p>
+            <w:pPr>
+              <w:spacing w:line="240" w:lineRule="auto" w:after="60"/>
+            </w:pPr>
+            <w:r>
+              <w:rPr>
+                <w:rFonts w:ascii="Times New Roman" w:hAnsi="Times New Roman"/>
+                <w:b w:val="0"/>
+                <w:sz w:val="20"/>
+              </w:rPr>
+              <w:t>________</w:t>
             </w:r>
           </w:p>
         </w:tc>
@@ -270,69 +354,91 @@
         </w:trPr>
         <w:tc>
           <w:tcPr>
-            <w:tcW w:type="dxa" w:w="3756"/>
+            <w:tcW w:type="dxa" w:w="1814"/>
           </w:tcPr>
           <w:p>
             <w:pPr>
-              <w:spacing w:after="60" w:before="60" w:line="252" w:lineRule="auto"/>
+              <w:spacing w:line="240" w:lineRule="auto" w:after="60"/>
             </w:pPr>
             <w:r>
               <w:rPr>
+                <w:rFonts w:ascii="Times New Roman" w:hAnsi="Times New Roman"/>
                 <w:b w:val="0"/>
                 <w:sz w:val="20"/>
               </w:rPr>
-              <w:t>Өнім</w:t>
+              <w:t>3</w:t>
             </w:r>
           </w:p>
         </w:tc>
         <w:tc>
           <w:tcPr>
-            <w:tcW w:type="dxa" w:w="3756"/>
+            <w:tcW w:type="dxa" w:w="1814"/>
           </w:tcPr>
           <w:p>
             <w:pPr>
-              <w:spacing w:after="60" w:before="60" w:line="252" w:lineRule="auto"/>
+              <w:spacing w:line="240" w:lineRule="auto" w:after="60"/>
             </w:pPr>
             <w:r>
               <w:rPr>
+                <w:rFonts w:ascii="Times New Roman" w:hAnsi="Times New Roman"/>
                 <w:b w:val="0"/>
                 <w:sz w:val="20"/>
               </w:rPr>
-              <w:t>Іздеу, жанр, ұсыныс және сауалнаманы тексеру.</w:t>
+              <w:t>Деректерді жинау немесе эксперимент жүргізу</w:t>
             </w:r>
           </w:p>
         </w:tc>
         <w:tc>
           <w:tcPr>
-            <w:tcW w:type="dxa" w:w="3756"/>
+            <w:tcW w:type="dxa" w:w="1814"/>
           </w:tcPr>
           <w:p>
             <w:pPr>
-              <w:spacing w:after="60" w:before="60" w:line="252" w:lineRule="auto"/>
+              <w:spacing w:line="240" w:lineRule="auto" w:after="60"/>
             </w:pPr>
             <w:r>
               <w:rPr>
+                <w:rFonts w:ascii="Times New Roman" w:hAnsi="Times New Roman"/>
                 <w:b w:val="0"/>
                 <w:sz w:val="20"/>
               </w:rPr>
-              <w:t>Қор, брондау, беру және қайтаруды тексеру.</w:t>
+              <w:t>________</w:t>
             </w:r>
           </w:p>
         </w:tc>
         <w:tc>
           <w:tcPr>
-            <w:tcW w:type="dxa" w:w="3756"/>
+            <w:tcW w:type="dxa" w:w="1814"/>
           </w:tcPr>
           <w:p>
             <w:pPr>
-              <w:spacing w:after="60" w:before="60" w:line="252" w:lineRule="auto"/>
+              <w:spacing w:line="240" w:lineRule="auto" w:after="60"/>
             </w:pPr>
             <w:r>
               <w:rPr>
+                <w:rFonts w:ascii="Times New Roman" w:hAnsi="Times New Roman"/>
                 <w:b w:val="0"/>
                 <w:sz w:val="20"/>
               </w:rPr>
-              <w:t>Скриншот/сценарий: ______</w:t>
+              <w:t>________</w:t>
+            </w:r>
+          </w:p>
+        </w:tc>
+        <w:tc>
+          <w:tcPr>
+            <w:tcW w:type="dxa" w:w="1814"/>
+          </w:tcPr>
+          <w:p>
+            <w:pPr>
+              <w:spacing w:line="240" w:lineRule="auto" w:after="60"/>
+            </w:pPr>
+            <w:r>
+              <w:rPr>
+                <w:rFonts w:ascii="Times New Roman" w:hAnsi="Times New Roman"/>
+                <w:b w:val="0"/>
+                <w:sz w:val="20"/>
+              </w:rPr>
+              <w:t>________</w:t>
             </w:r>
           </w:p>
         </w:tc>
@@ -343,69 +449,91 @@
         </w:trPr>
         <w:tc>
           <w:tcPr>
-            <w:tcW w:type="dxa" w:w="3756"/>
+            <w:tcW w:type="dxa" w:w="1814"/>
           </w:tcPr>
           <w:p>
             <w:pPr>
-              <w:spacing w:after="60" w:before="60" w:line="252" w:lineRule="auto"/>
+              <w:spacing w:line="240" w:lineRule="auto" w:after="60"/>
             </w:pPr>
             <w:r>
               <w:rPr>
+                <w:rFonts w:ascii="Times New Roman" w:hAnsi="Times New Roman"/>
                 <w:b w:val="0"/>
                 <w:sz w:val="20"/>
               </w:rPr>
-              <w:t>Зерттеу</w:t>
+              <w:t>4</w:t>
             </w:r>
           </w:p>
         </w:tc>
         <w:tc>
           <w:tcPr>
-            <w:tcW w:type="dxa" w:w="3756"/>
+            <w:tcW w:type="dxa" w:w="1814"/>
           </w:tcPr>
           <w:p>
             <w:pPr>
-              <w:spacing w:after="60" w:before="60" w:line="252" w:lineRule="auto"/>
+              <w:spacing w:line="240" w:lineRule="auto" w:after="60"/>
             </w:pPr>
             <w:r>
               <w:rPr>
+                <w:rFonts w:ascii="Times New Roman" w:hAnsi="Times New Roman"/>
                 <w:b w:val="0"/>
                 <w:sz w:val="20"/>
               </w:rPr>
-              <w:t>Іздеу тапсырмаларын және уақыт өлшемін дайындау.</w:t>
+              <w:t>Нәтижелерді өңдеу және талдау</w:t>
             </w:r>
           </w:p>
         </w:tc>
         <w:tc>
           <w:tcPr>
-            <w:tcW w:type="dxa" w:w="3756"/>
+            <w:tcW w:type="dxa" w:w="1814"/>
           </w:tcPr>
           <w:p>
             <w:pPr>
-              <w:spacing w:after="60" w:before="60" w:line="252" w:lineRule="auto"/>
+              <w:spacing w:line="240" w:lineRule="auto" w:after="60"/>
             </w:pPr>
             <w:r>
               <w:rPr>
+                <w:rFonts w:ascii="Times New Roman" w:hAnsi="Times New Roman"/>
                 <w:b w:val="0"/>
                 <w:sz w:val="20"/>
               </w:rPr>
-              <w:t>Бақылау парағын және жауап кестесін дайындау.</w:t>
+              <w:t>________</w:t>
             </w:r>
           </w:p>
         </w:tc>
         <w:tc>
           <w:tcPr>
-            <w:tcW w:type="dxa" w:w="3756"/>
+            <w:tcW w:type="dxa" w:w="1814"/>
           </w:tcPr>
           <w:p>
             <w:pPr>
-              <w:spacing w:after="60" w:before="60" w:line="252" w:lineRule="auto"/>
+              <w:spacing w:line="240" w:lineRule="auto" w:after="60"/>
             </w:pPr>
             <w:r>
               <w:rPr>
+                <w:rFonts w:ascii="Times New Roman" w:hAnsi="Times New Roman"/>
                 <w:b w:val="0"/>
                 <w:sz w:val="20"/>
               </w:rPr>
-              <w:t>Бланк/күні: ______</w:t>
+              <w:t>________</w:t>
+            </w:r>
+          </w:p>
+        </w:tc>
+        <w:tc>
+          <w:tcPr>
+            <w:tcW w:type="dxa" w:w="1814"/>
+          </w:tcPr>
+          <w:p>
+            <w:pPr>
+              <w:spacing w:line="240" w:lineRule="auto" w:after="60"/>
+            </w:pPr>
+            <w:r>
+              <w:rPr>
+                <w:rFonts w:ascii="Times New Roman" w:hAnsi="Times New Roman"/>
+                <w:b w:val="0"/>
+                <w:sz w:val="20"/>
+              </w:rPr>
+              <w:t>________</w:t>
             </w:r>
           </w:p>
         </w:tc>
@@ -416,69 +544,91 @@
         </w:trPr>
         <w:tc>
           <w:tcPr>
-            <w:tcW w:type="dxa" w:w="3756"/>
+            <w:tcW w:type="dxa" w:w="1814"/>
           </w:tcPr>
           <w:p>
             <w:pPr>
-              <w:spacing w:after="60" w:before="60" w:line="252" w:lineRule="auto"/>
+              <w:spacing w:line="240" w:lineRule="auto" w:after="60"/>
             </w:pPr>
             <w:r>
               <w:rPr>
+                <w:rFonts w:ascii="Times New Roman" w:hAnsi="Times New Roman"/>
                 <w:b w:val="0"/>
                 <w:sz w:val="20"/>
               </w:rPr>
-              <w:t>Дерек жинау</w:t>
+              <w:t>5</w:t>
             </w:r>
           </w:p>
         </w:tc>
         <w:tc>
           <w:tcPr>
-            <w:tcW w:type="dxa" w:w="3756"/>
+            <w:tcW w:type="dxa" w:w="1814"/>
           </w:tcPr>
           <w:p>
             <w:pPr>
-              <w:spacing w:after="60" w:before="60" w:line="252" w:lineRule="auto"/>
+              <w:spacing w:line="240" w:lineRule="auto" w:after="60"/>
             </w:pPr>
             <w:r>
               <w:rPr>
+                <w:rFonts w:ascii="Times New Roman" w:hAnsi="Times New Roman"/>
                 <w:b w:val="0"/>
                 <w:sz w:val="20"/>
               </w:rPr>
-              <w:t>Нақты сынақта тапсырма ережесін түсіндіру.</w:t>
+              <w:t>Өнімді, модельді немесе прототипті жасау (болған жағдайда)</w:t>
             </w:r>
           </w:p>
         </w:tc>
         <w:tc>
           <w:tcPr>
-            <w:tcW w:type="dxa" w:w="3756"/>
+            <w:tcW w:type="dxa" w:w="1814"/>
           </w:tcPr>
           <w:p>
             <w:pPr>
-              <w:spacing w:after="60" w:before="60" w:line="252" w:lineRule="auto"/>
+              <w:spacing w:line="240" w:lineRule="auto" w:after="60"/>
             </w:pPr>
             <w:r>
               <w:rPr>
+                <w:rFonts w:ascii="Times New Roman" w:hAnsi="Times New Roman"/>
                 <w:b w:val="0"/>
                 <w:sz w:val="20"/>
               </w:rPr>
-              <w:t>Нақты сынақта уақыт пен жауапты тіркеу.</w:t>
+              <w:t>________</w:t>
             </w:r>
           </w:p>
         </w:tc>
         <w:tc>
           <w:tcPr>
-            <w:tcW w:type="dxa" w:w="3756"/>
+            <w:tcW w:type="dxa" w:w="1814"/>
           </w:tcPr>
           <w:p>
             <w:pPr>
-              <w:spacing w:after="60" w:before="60" w:line="252" w:lineRule="auto"/>
+              <w:spacing w:line="240" w:lineRule="auto" w:after="60"/>
             </w:pPr>
             <w:r>
               <w:rPr>
+                <w:rFonts w:ascii="Times New Roman" w:hAnsi="Times New Roman"/>
                 <w:b w:val="0"/>
                 <w:sz w:val="20"/>
               </w:rPr>
-              <w:t>Қазір нақты дерек жоқ.</w:t>
+              <w:t>________</w:t>
+            </w:r>
+          </w:p>
+        </w:tc>
+        <w:tc>
+          <w:tcPr>
+            <w:tcW w:type="dxa" w:w="1814"/>
+          </w:tcPr>
+          <w:p>
+            <w:pPr>
+              <w:spacing w:line="240" w:lineRule="auto" w:after="60"/>
+            </w:pPr>
+            <w:r>
+              <w:rPr>
+                <w:rFonts w:ascii="Times New Roman" w:hAnsi="Times New Roman"/>
+                <w:b w:val="0"/>
+                <w:sz w:val="20"/>
+              </w:rPr>
+              <w:t>________</w:t>
             </w:r>
           </w:p>
         </w:tc>
@@ -489,69 +639,91 @@
         </w:trPr>
         <w:tc>
           <w:tcPr>
-            <w:tcW w:type="dxa" w:w="3756"/>
+            <w:tcW w:type="dxa" w:w="1814"/>
           </w:tcPr>
           <w:p>
             <w:pPr>
-              <w:spacing w:after="60" w:before="60" w:line="252" w:lineRule="auto"/>
+              <w:spacing w:line="240" w:lineRule="auto" w:after="60"/>
             </w:pPr>
             <w:r>
               <w:rPr>
+                <w:rFonts w:ascii="Times New Roman" w:hAnsi="Times New Roman"/>
                 <w:b w:val="0"/>
                 <w:sz w:val="20"/>
               </w:rPr>
-              <w:t>Талдау</w:t>
+              <w:t>6</w:t>
             </w:r>
           </w:p>
         </w:tc>
         <w:tc>
           <w:tcPr>
-            <w:tcW w:type="dxa" w:w="3756"/>
+            <w:tcW w:type="dxa" w:w="1814"/>
           </w:tcPr>
           <w:p>
             <w:pPr>
-              <w:spacing w:after="60" w:before="60" w:line="252" w:lineRule="auto"/>
+              <w:spacing w:line="240" w:lineRule="auto" w:after="60"/>
             </w:pPr>
             <w:r>
               <w:rPr>
+                <w:rFonts w:ascii="Times New Roman" w:hAnsi="Times New Roman"/>
                 <w:b w:val="0"/>
                 <w:sz w:val="20"/>
               </w:rPr>
-              <w:t>Уақытты және дұрыс жауапты салыстыру.</w:t>
+              <w:t>Қорытындыларды тұжырымдау және жұмыс нәтижелерін бағалау</w:t>
             </w:r>
           </w:p>
         </w:tc>
         <w:tc>
           <w:tcPr>
-            <w:tcW w:type="dxa" w:w="3756"/>
+            <w:tcW w:type="dxa" w:w="1814"/>
           </w:tcPr>
           <w:p>
             <w:pPr>
-              <w:spacing w:after="60" w:before="60" w:line="252" w:lineRule="auto"/>
+              <w:spacing w:line="240" w:lineRule="auto" w:after="60"/>
             </w:pPr>
             <w:r>
               <w:rPr>
+                <w:rFonts w:ascii="Times New Roman" w:hAnsi="Times New Roman"/>
                 <w:b w:val="0"/>
                 <w:sz w:val="20"/>
               </w:rPr>
-              <w:t>Сауалнама мен пайдалы функцияны талдау.</w:t>
+              <w:t>________</w:t>
             </w:r>
           </w:p>
         </w:tc>
         <w:tc>
           <w:tcPr>
-            <w:tcW w:type="dxa" w:w="3756"/>
+            <w:tcW w:type="dxa" w:w="1814"/>
           </w:tcPr>
           <w:p>
             <w:pPr>
-              <w:spacing w:after="60" w:before="60" w:line="252" w:lineRule="auto"/>
+              <w:spacing w:line="240" w:lineRule="auto" w:after="60"/>
             </w:pPr>
             <w:r>
               <w:rPr>
+                <w:rFonts w:ascii="Times New Roman" w:hAnsi="Times New Roman"/>
                 <w:b w:val="0"/>
                 <w:sz w:val="20"/>
               </w:rPr>
-              <w:t>Нақты есеп: ______</w:t>
+              <w:t>________</w:t>
+            </w:r>
+          </w:p>
+        </w:tc>
+        <w:tc>
+          <w:tcPr>
+            <w:tcW w:type="dxa" w:w="1814"/>
+          </w:tcPr>
+          <w:p>
+            <w:pPr>
+              <w:spacing w:line="240" w:lineRule="auto" w:after="60"/>
+            </w:pPr>
+            <w:r>
+              <w:rPr>
+                <w:rFonts w:ascii="Times New Roman" w:hAnsi="Times New Roman"/>
+                <w:b w:val="0"/>
+                <w:sz w:val="20"/>
+              </w:rPr>
+              <w:t>________</w:t>
             </w:r>
           </w:p>
         </w:tc>
@@ -562,132 +734,120 @@
         </w:trPr>
         <w:tc>
           <w:tcPr>
-            <w:tcW w:type="dxa" w:w="3756"/>
+            <w:tcW w:type="dxa" w:w="1814"/>
           </w:tcPr>
           <w:p>
             <w:pPr>
-              <w:spacing w:after="60" w:before="60" w:line="252" w:lineRule="auto"/>
+              <w:spacing w:line="240" w:lineRule="auto" w:after="60"/>
             </w:pPr>
             <w:r>
               <w:rPr>
+                <w:rFonts w:ascii="Times New Roman" w:hAnsi="Times New Roman"/>
                 <w:b w:val="0"/>
                 <w:sz w:val="20"/>
               </w:rPr>
-              <w:t>Қорғау</w:t>
+              <w:t>7</w:t>
             </w:r>
           </w:p>
         </w:tc>
         <w:tc>
           <w:tcPr>
-            <w:tcW w:type="dxa" w:w="3756"/>
+            <w:tcW w:type="dxa" w:w="1814"/>
           </w:tcPr>
           <w:p>
             <w:pPr>
-              <w:spacing w:after="60" w:before="60" w:line="252" w:lineRule="auto"/>
+              <w:spacing w:line="240" w:lineRule="auto" w:after="60"/>
             </w:pPr>
             <w:r>
               <w:rPr>
+                <w:rFonts w:ascii="Times New Roman" w:hAnsi="Times New Roman"/>
                 <w:b w:val="0"/>
                 <w:sz w:val="20"/>
               </w:rPr>
-              <w:t>Кіріспе, әдіс және қорытындыны түсіндіру.</w:t>
+              <w:t>Жұмыс мәтінін, презентацияны және қорғауды дайындау</w:t>
             </w:r>
           </w:p>
         </w:tc>
         <w:tc>
           <w:tcPr>
-            <w:tcW w:type="dxa" w:w="3756"/>
+            <w:tcW w:type="dxa" w:w="1814"/>
           </w:tcPr>
           <w:p>
             <w:pPr>
-              <w:spacing w:after="60" w:before="60" w:line="252" w:lineRule="auto"/>
+              <w:spacing w:line="240" w:lineRule="auto" w:after="60"/>
             </w:pPr>
             <w:r>
               <w:rPr>
+                <w:rFonts w:ascii="Times New Roman" w:hAnsi="Times New Roman"/>
                 <w:b w:val="0"/>
                 <w:sz w:val="20"/>
               </w:rPr>
-              <w:t>Мақсат, функциялар және пайдасын түсіндіру.</w:t>
+              <w:t>________</w:t>
             </w:r>
           </w:p>
         </w:tc>
         <w:tc>
           <w:tcPr>
-            <w:tcW w:type="dxa" w:w="3756"/>
+            <w:tcW w:type="dxa" w:w="1814"/>
           </w:tcPr>
           <w:p>
             <w:pPr>
-              <w:spacing w:after="60" w:before="60" w:line="252" w:lineRule="auto"/>
+              <w:spacing w:line="240" w:lineRule="auto" w:after="60"/>
             </w:pPr>
             <w:r>
               <w:rPr>
+                <w:rFonts w:ascii="Times New Roman" w:hAnsi="Times New Roman"/>
                 <w:b w:val="0"/>
                 <w:sz w:val="20"/>
               </w:rPr>
-              <w:t>Репетиция/түсіндіру: ______</w:t>
+              <w:t>________</w:t>
+            </w:r>
+          </w:p>
+        </w:tc>
+        <w:tc>
+          <w:tcPr>
+            <w:tcW w:type="dxa" w:w="1814"/>
+          </w:tcPr>
+          <w:p>
+            <w:pPr>
+              <w:spacing w:line="240" w:lineRule="auto" w:after="60"/>
+            </w:pPr>
+            <w:r>
+              <w:rPr>
+                <w:rFonts w:ascii="Times New Roman" w:hAnsi="Times New Roman"/>
+                <w:b w:val="0"/>
+                <w:sz w:val="20"/>
+              </w:rPr>
+              <w:t>________</w:t>
             </w:r>
           </w:p>
         </w:tc>
       </w:tr>
     </w:tbl>
     <w:p>
-      <w:pPr>
-        <w:spacing w:after="0"/>
-      </w:pPr>
-    </w:p>
-    <w:p>
       <w:r>
-        <w:t>ЖИ көмегі: сайт коды мен құжаттардың елеулі бөлігі ChatGPT/Codex арқылы дайындалған. Әр автор өзі орындамаған әрекетті өз үлесі деп жазбайды.</w:t>
+        <w:t>Нақты үлес код, жазба, өлшем, файл не түсіндіру арқылы расталады. ЖИ жасаған бөліктер дербес оқушы еңбегі ретінде белгіленбейді.</w:t>
       </w:r>
     </w:p>
     <w:p>
       <w:r>
-        <w:t>Кестені нақтылап растау:</w:t>
+        <w:t>1-автордың қолы: ____________________</w:t>
         <w:br/>
-        <w:t>Айбынның қолы: __________  Елжанның қолы: __________</w:t>
+        <w:t>2-автордың қолы: ____________________</w:t>
         <w:br/>
-        <w:t>Жетекшінің қолы: __________  Күні: __________</w:t>
+        <w:t>Ғылыми жетекшінің қолы: ____________________</w:t>
+        <w:br/>
+        <w:t>Күні: ____________________</w:t>
       </w:r>
     </w:p>
     <w:sectPr>
-      <w:headerReference w:type="default" r:id="rId9"/>
-      <w:footerReference w:type="default" r:id="rId10"/>
-      <w:pgSz w:w="16838" w:h="11906" w:orient="landscape"/>
-      <w:pgMar w:top="907" w:right="907" w:bottom="907" w:left="907" w:header="720" w:footer="720" w:gutter="0"/>
+      <w:pgSz w:w="11906" w:h="16838"/>
+      <w:pgMar w:top="1134" w:right="1134" w:bottom="1134" w:left="1701" w:header="720" w:footer="720" w:gutter="0"/>
       <w:cols w:space="720"/>
       <w:docGrid w:linePitch="360"/>
     </w:sectPr>
   </w:body>
 </w:document>
-</file>
-
-<file path=word/footer1.xml><?xml version="1.0" encoding="utf-8"?>
-<w:ftr xmlns:m="http://schemas.openxmlformats.org/officeDocument/2006/math" xmlns:mc="http://schemas.openxmlformats.org/markup-compatibility/2006" xmlns:mo="http://schemas.microsoft.com/office/mac/office/2008/main" xmlns:mv="urn:schemas-microsoft-com:mac:vml" xmlns:o="urn:schemas-microsoft-com:office:office" xmlns:r="http://schemas.openxmlformats.org/officeDocument/2006/relationships" xmlns:v="urn:schemas-microsoft-com:vml" xmlns:w10="urn:schemas-microsoft-com:office:word" xmlns:w14="http://schemas.microsoft.com/office/word/2010/wordml" xmlns:w="http://schemas.openxmlformats.org/wordprocessingml/2006/main" xmlns:wne="http://schemas.microsoft.com/office/word/2006/wordml" xmlns:wp14="http://schemas.microsoft.com/office/word/2010/wordprocessingDrawing" xmlns:wp="http://schemas.openxmlformats.org/drawingml/2006/wordprocessingDrawing" xmlns:wpc="http://schemas.microsoft.com/office/word/2010/wordprocessingCanvas" xmlns:wpg="http://schemas.microsoft.com/office/word/2010/wordprocessingGroup" xmlns:wpi="http://schemas.microsoft.com/office/word/2010/wordprocessingInk" xmlns:wps="http://schemas.microsoft.com/office/word/2010/wordprocessingShape" mc:Ignorable="w14 wp14">
-  <w:p>
-    <w:pPr>
-      <w:pStyle w:val="Footer"/>
-      <w:jc w:val="right"/>
-    </w:pPr>
-    <w:r>
-      <w:t xml:space="preserve">Qalam · </w:t>
-    </w:r>
-    <w:r/>
-    <w:fldSimple w:instr="PAGE"/>
-  </w:p>
-</w:ftr>
-</file>
-
-<file path=word/header1.xml><?xml version="1.0" encoding="utf-8"?>
-<w:hdr xmlns:m="http://schemas.openxmlformats.org/officeDocument/2006/math" xmlns:mc="http://schemas.openxmlformats.org/markup-compatibility/2006" xmlns:mo="http://schemas.microsoft.com/office/mac/office/2008/main" xmlns:mv="urn:schemas-microsoft-com:mac:vml" xmlns:o="urn:schemas-microsoft-com:office:office" xmlns:r="http://schemas.openxmlformats.org/officeDocument/2006/relationships" xmlns:v="urn:schemas-microsoft-com:vml" xmlns:w10="urn:schemas-microsoft-com:office:word" xmlns:w14="http://schemas.microsoft.com/office/word/2010/wordml" xmlns:w="http://schemas.openxmlformats.org/wordprocessingml/2006/main" xmlns:wne="http://schemas.microsoft.com/office/word/2006/wordml" xmlns:wp14="http://schemas.microsoft.com/office/word/2010/wordprocessingDrawing" xmlns:wp="http://schemas.openxmlformats.org/drawingml/2006/wordprocessingDrawing" xmlns:wpc="http://schemas.microsoft.com/office/word/2010/wordprocessingCanvas" xmlns:wpg="http://schemas.microsoft.com/office/word/2010/wordprocessingGroup" xmlns:wpi="http://schemas.microsoft.com/office/word/2010/wordprocessingInk" xmlns:wps="http://schemas.microsoft.com/office/word/2010/wordprocessingShape" mc:Ignorable="w14 wp14">
-  <w:p>
-    <w:pPr>
-      <w:pStyle w:val="Caption"/>
-    </w:pPr>
-    <w:r>
-      <w:t>QALAM · Мектеп кітапханасы</w:t>
-    </w:r>
-  </w:p>
-</w:hdr>
 </file>
 
 <file path=word/numbering.xml><?xml version="1.0" encoding="utf-8"?>
@@ -1054,11 +1214,11 @@
     <w:qFormat/>
     <w:rsid w:val="00FC693F"/>
     <w:pPr>
-      <w:spacing w:line="269" w:lineRule="auto" w:after="140"/>
+      <w:spacing w:line="360" w:lineRule="auto" w:after="100"/>
     </w:pPr>
     <w:rPr>
       <w:rFonts w:ascii="Times New Roman" w:hAnsi="Times New Roman"/>
-      <w:sz w:val="22"/>
+      <w:sz w:val="28"/>
     </w:rPr>
   </w:style>
   <w:style w:type="paragraph" w:styleId="Header">
@@ -1116,15 +1276,15 @@
     <w:pPr>
       <w:keepNext/>
       <w:keepLines/>
-      <w:spacing w:before="160" w:after="200"/>
+      <w:spacing w:before="480" w:after="0"/>
       <w:outlineLvl w:val="0"/>
     </w:pPr>
     <w:rPr>
-      <w:rFonts w:asciiTheme="majorHAnsi" w:eastAsiaTheme="majorEastAsia" w:hAnsiTheme="majorHAnsi" w:cstheme="majorBidi" w:ascii="Times New Roman" w:hAnsi="Times New Roman"/>
+      <w:rFonts w:asciiTheme="majorHAnsi" w:eastAsiaTheme="majorEastAsia" w:hAnsiTheme="majorHAnsi" w:cstheme="majorBidi"/>
       <w:b/>
       <w:bCs/>
-      <w:color w:val="285643"/>
-      <w:sz w:val="34"/>
+      <w:color w:val="365F91" w:themeColor="accent1" w:themeShade="BF"/>
+      <w:sz w:val="28"/>
       <w:szCs w:val="28"/>
     </w:rPr>
   </w:style>
@@ -1140,15 +1300,15 @@
     <w:pPr>
       <w:keepNext/>
       <w:keepLines/>
-      <w:spacing w:before="160" w:after="200"/>
+      <w:spacing w:before="200" w:after="0"/>
       <w:outlineLvl w:val="1"/>
     </w:pPr>
     <w:rPr>
-      <w:rFonts w:asciiTheme="majorHAnsi" w:eastAsiaTheme="majorEastAsia" w:hAnsiTheme="majorHAnsi" w:cstheme="majorBidi" w:ascii="Times New Roman" w:hAnsi="Times New Roman"/>
+      <w:rFonts w:asciiTheme="majorHAnsi" w:eastAsiaTheme="majorEastAsia" w:hAnsiTheme="majorHAnsi" w:cstheme="majorBidi"/>
       <w:b/>
       <w:bCs/>
-      <w:color w:val="285643"/>
-      <w:sz w:val="28"/>
+      <w:color w:val="4F81BD" w:themeColor="accent1"/>
+      <w:sz w:val="26"/>
       <w:szCs w:val="26"/>
     </w:rPr>
   </w:style>
@@ -1405,15 +1565,15 @@
       <w:pBdr>
         <w:bottom w:val="single" w:sz="8" w:space="4" w:color="4F81BD" w:themeColor="accent1"/>
       </w:pBdr>
-      <w:spacing w:after="200" w:line="240" w:lineRule="auto" w:before="160"/>
+      <w:spacing w:after="300" w:line="240" w:lineRule="auto"/>
       <w:contextualSpacing/>
     </w:pPr>
     <w:rPr>
-      <w:rFonts w:asciiTheme="majorHAnsi" w:eastAsiaTheme="majorEastAsia" w:hAnsiTheme="majorHAnsi" w:cstheme="majorBidi" w:ascii="Times New Roman" w:hAnsi="Times New Roman"/>
-      <w:color w:val="285643"/>
+      <w:rFonts w:asciiTheme="majorHAnsi" w:eastAsiaTheme="majorEastAsia" w:hAnsiTheme="majorHAnsi" w:cstheme="majorBidi"/>
+      <w:color w:val="17365D" w:themeColor="text2" w:themeShade="BF"/>
       <w:spacing w:val="5"/>
       <w:kern w:val="28"/>
-      <w:sz w:val="48"/>
+      <w:sz w:val="52"/>
       <w:szCs w:val="52"/>
     </w:rPr>
   </w:style>
